--- a/00-首页/题组Word/专项卷/省预赛专项卷I-学生版-打印版.docx
+++ b/00-首页/题组Word/专项卷/省预赛专项卷I-学生版-打印版.docx
@@ -202,8 +202,8 @@
     <w:p>
       <w:pPr>
         <w:pStyle w:val="BodyText"/>
+        <w:spacing w:before="0" w:after="0"/>
         <w:ind w:left="480" w:hanging="480"/>
-        <w:spacing w:after="0"/>
       </w:pPr>
       <w:r>
         <w:rPr>
@@ -301,14 +301,39 @@
     <w:p>
       <w:pPr>
         <w:pStyle w:val="BodyText"/>
+        <w:spacing w:before="0" w:after="0"/>
         <w:ind w:left="480" w:hanging="480"/>
+      </w:pPr>
+      <w:r>
+        <w:rPr>
+          <w:rFonts w:ascii="Times New Roman" w:hAnsi="Times New Roman" w:eastAsia="Times New Roman" w:cs="Times New Roman"/>
+        </w:rPr>
+        <w:t xml:space="preserve">A. 3200 </w:t>
+      </w:r>
+      <w:r>
+        <w:rPr>
+          <w:rFonts w:hint="eastAsia" w:ascii="Times New Roman" w:hAnsi="Times New Roman" w:eastAsia="FangSong" w:cs="Times New Roman"/>
+        </w:rPr>
+        <w:t xml:space="preserve">年</w:t>
+      </w:r>
+      <w:r>
+        <w:rPr>
+          <w:rFonts w:ascii="Times New Roman" w:hAnsi="Times New Roman" w:eastAsia="Times New Roman" w:cs="Times New Roman"/>
+        </w:rPr>
+        <w:t xml:space="preserve">　　</w:t>
+      </w:r>
+    </w:p>
+    <w:p>
+      <w:pPr>
+        <w:pStyle w:val="BodyText"/>
         <w:spacing w:before="0" w:after="0"/>
-      </w:pPr>
-      <w:r>
-        <w:rPr>
-          <w:rFonts w:ascii="Times New Roman" w:hAnsi="Times New Roman" w:eastAsia="Times New Roman" w:cs="Times New Roman"/>
-        </w:rPr>
-        <w:t xml:space="preserve">A. 3200 </w:t>
+        <w:ind w:left="480" w:hanging="480"/>
+      </w:pPr>
+      <w:r>
+        <w:rPr>
+          <w:rFonts w:ascii="Times New Roman" w:hAnsi="Times New Roman" w:eastAsia="Times New Roman" w:cs="Times New Roman"/>
+        </w:rPr>
+        <w:t xml:space="preserve">B. 1600 </w:t>
       </w:r>
       <w:r>
         <w:rPr>
@@ -326,58 +351,33 @@
     <w:p>
       <w:pPr>
         <w:pStyle w:val="BodyText"/>
+        <w:spacing w:before="0" w:after="0"/>
         <w:ind w:left="480" w:hanging="480"/>
+      </w:pPr>
+      <w:r>
+        <w:rPr>
+          <w:rFonts w:ascii="Times New Roman" w:hAnsi="Times New Roman" w:eastAsia="Times New Roman" w:cs="Times New Roman"/>
+        </w:rPr>
+        <w:t xml:space="preserve">C. 800 </w:t>
+      </w:r>
+      <w:r>
+        <w:rPr>
+          <w:rFonts w:hint="eastAsia" w:ascii="Times New Roman" w:hAnsi="Times New Roman" w:eastAsia="FangSong" w:cs="Times New Roman"/>
+        </w:rPr>
+        <w:t xml:space="preserve">年</w:t>
+      </w:r>
+      <w:r>
+        <w:rPr>
+          <w:rFonts w:ascii="Times New Roman" w:hAnsi="Times New Roman" w:eastAsia="Times New Roman" w:cs="Times New Roman"/>
+        </w:rPr>
+        <w:t xml:space="preserve">　　</w:t>
+      </w:r>
+    </w:p>
+    <w:p>
+      <w:pPr>
+        <w:pStyle w:val="BodyText"/>
         <w:spacing w:before="0" w:after="0"/>
-      </w:pPr>
-      <w:r>
-        <w:rPr>
-          <w:rFonts w:ascii="Times New Roman" w:hAnsi="Times New Roman" w:eastAsia="Times New Roman" w:cs="Times New Roman"/>
-        </w:rPr>
-        <w:t xml:space="preserve">B. 1600 </w:t>
-      </w:r>
-      <w:r>
-        <w:rPr>
-          <w:rFonts w:hint="eastAsia" w:ascii="Times New Roman" w:hAnsi="Times New Roman" w:eastAsia="FangSong" w:cs="Times New Roman"/>
-        </w:rPr>
-        <w:t xml:space="preserve">年</w:t>
-      </w:r>
-      <w:r>
-        <w:rPr>
-          <w:rFonts w:ascii="Times New Roman" w:hAnsi="Times New Roman" w:eastAsia="Times New Roman" w:cs="Times New Roman"/>
-        </w:rPr>
-        <w:t xml:space="preserve">　　</w:t>
-      </w:r>
-    </w:p>
-    <w:p>
-      <w:pPr>
-        <w:pStyle w:val="BodyText"/>
         <w:ind w:left="480" w:hanging="480"/>
-        <w:spacing w:before="0" w:after="0"/>
-      </w:pPr>
-      <w:r>
-        <w:rPr>
-          <w:rFonts w:ascii="Times New Roman" w:hAnsi="Times New Roman" w:eastAsia="Times New Roman" w:cs="Times New Roman"/>
-        </w:rPr>
-        <w:t xml:space="preserve">C. 800 </w:t>
-      </w:r>
-      <w:r>
-        <w:rPr>
-          <w:rFonts w:hint="eastAsia" w:ascii="Times New Roman" w:hAnsi="Times New Roman" w:eastAsia="FangSong" w:cs="Times New Roman"/>
-        </w:rPr>
-        <w:t xml:space="preserve">年</w:t>
-      </w:r>
-      <w:r>
-        <w:rPr>
-          <w:rFonts w:ascii="Times New Roman" w:hAnsi="Times New Roman" w:eastAsia="Times New Roman" w:cs="Times New Roman"/>
-        </w:rPr>
-        <w:t xml:space="preserve">　　</w:t>
-      </w:r>
-    </w:p>
-    <w:p>
-      <w:pPr>
-        <w:pStyle w:val="BodyText"/>
-        <w:ind w:left="480" w:hanging="480"/>
-        <w:spacing w:before="0" w:after="180"/>
       </w:pPr>
       <w:r>
         <w:rPr>
@@ -545,8 +545,8 @@
     <w:p>
       <w:pPr>
         <w:pStyle w:val="BodyText"/>
+        <w:spacing w:before="0" w:after="0"/>
         <w:ind w:left="480" w:hanging="480"/>
-        <w:spacing w:after="0"/>
       </w:pPr>
       <w:r>
         <w:rPr>
@@ -582,40 +582,201 @@
     <w:p>
       <w:pPr>
         <w:pStyle w:val="BodyText"/>
+        <w:spacing w:before="0" w:after="0"/>
         <w:ind w:left="480" w:hanging="480"/>
+      </w:pPr>
+      <w:r>
+        <w:rPr>
+          <w:rFonts w:ascii="Times New Roman" w:hAnsi="Times New Roman" w:eastAsia="Times New Roman" w:cs="Times New Roman"/>
+        </w:rPr>
+        <w:t>A. CaC</w:t>
+      </w:r>
+      <w:r>
+        <w:rPr>
+          <w:rFonts w:ascii="Times New Roman" w:hAnsi="Times New Roman" w:eastAsia="Times New Roman" w:cs="Times New Roman"/>
+          <w:vertAlign w:val="subscript"/>
+        </w:rPr>
+        <w:t>2</w:t>
+      </w:r>
+      <w:r>
+        <w:rPr>
+          <w:rFonts w:ascii="Times New Roman" w:hAnsi="Times New Roman" w:eastAsia="Times New Roman" w:cs="Times New Roman"/>
+        </w:rPr>
+        <w:t xml:space="preserve"> + 2 H</w:t>
+      </w:r>
+      <w:r>
+        <w:rPr>
+          <w:rFonts w:ascii="Times New Roman" w:hAnsi="Times New Roman" w:eastAsia="Times New Roman" w:cs="Times New Roman"/>
+          <w:vertAlign w:val="subscript"/>
+        </w:rPr>
+        <w:t>2</w:t>
+      </w:r>
+      <w:r>
+        <w:rPr>
+          <w:rFonts w:ascii="Times New Roman" w:hAnsi="Times New Roman" w:eastAsia="Times New Roman" w:cs="Times New Roman"/>
+        </w:rPr>
+        <w:t>O → Ca(OH)</w:t>
+      </w:r>
+      <w:r>
+        <w:rPr>
+          <w:rFonts w:ascii="Times New Roman" w:hAnsi="Times New Roman" w:eastAsia="Times New Roman" w:cs="Times New Roman"/>
+          <w:vertAlign w:val="subscript"/>
+        </w:rPr>
+        <w:t>2</w:t>
+      </w:r>
+      <w:r>
+        <w:rPr>
+          <w:rFonts w:ascii="Times New Roman" w:hAnsi="Times New Roman" w:eastAsia="Times New Roman" w:cs="Times New Roman"/>
+        </w:rPr>
+        <w:t xml:space="preserve"> + C</w:t>
+      </w:r>
+      <w:r>
+        <w:rPr>
+          <w:rFonts w:ascii="Times New Roman" w:hAnsi="Times New Roman" w:eastAsia="Times New Roman" w:cs="Times New Roman"/>
+          <w:vertAlign w:val="subscript"/>
+        </w:rPr>
+        <w:t>2</w:t>
+      </w:r>
+      <w:r>
+        <w:rPr>
+          <w:rFonts w:ascii="Times New Roman" w:hAnsi="Times New Roman" w:eastAsia="Times New Roman" w:cs="Times New Roman"/>
+        </w:rPr>
+        <w:t>H</w:t>
+      </w:r>
+      <w:r>
+        <w:rPr>
+          <w:rFonts w:ascii="Times New Roman" w:hAnsi="Times New Roman" w:eastAsia="Times New Roman" w:cs="Times New Roman"/>
+          <w:vertAlign w:val="subscript"/>
+        </w:rPr>
+        <w:t>2</w:t>
+      </w:r>
+      <w:r>
+        <w:rPr>
+          <w:rFonts w:ascii="Times New Roman" w:hAnsi="Times New Roman" w:eastAsia="Times New Roman" w:cs="Times New Roman"/>
+        </w:rPr>
+        <w:t xml:space="preserve"> </w:t>
+      </w:r>
+      <w:r>
+        <w:rPr>
+          <w:rFonts w:ascii="Times New Roman" w:hAnsi="Times New Roman" w:eastAsia="Times New Roman" w:cs="Times New Roman"/>
+        </w:rPr>
+        <w:t>- </w:t>
+      </w:r>
+    </w:p>
+    <w:p>
+      <w:pPr>
+        <w:pStyle w:val="BodyText"/>
         <w:spacing w:before="0" w:after="0"/>
-      </w:pPr>
-      <w:r>
-        <w:rPr>
-          <w:rFonts w:ascii="Times New Roman" w:hAnsi="Times New Roman" w:eastAsia="Times New Roman" w:cs="Times New Roman"/>
-        </w:rPr>
-        <w:t>A. CaC</w:t>
+        <w:ind w:left="480" w:hanging="480"/>
+      </w:pPr>
+      <w:r>
+        <w:rPr>
+          <w:rFonts w:ascii="Times New Roman" w:hAnsi="Times New Roman" w:eastAsia="Times New Roman" w:cs="Times New Roman"/>
+        </w:rPr>
+        <w:t>B. SiCl</w:t>
       </w:r>
       <w:r>
         <w:rPr>
           <w:rFonts w:ascii="Times New Roman" w:hAnsi="Times New Roman" w:eastAsia="Times New Roman" w:cs="Times New Roman"/>
           <w:vertAlign w:val="subscript"/>
         </w:rPr>
+        <w:t>4</w:t>
+      </w:r>
+      <w:r>
+        <w:rPr>
+          <w:rFonts w:ascii="Times New Roman" w:hAnsi="Times New Roman" w:eastAsia="Times New Roman" w:cs="Times New Roman"/>
+        </w:rPr>
+        <w:t xml:space="preserve"> + 8 NH</w:t>
+      </w:r>
+      <w:r>
+        <w:rPr>
+          <w:rFonts w:ascii="Times New Roman" w:hAnsi="Times New Roman" w:eastAsia="Times New Roman" w:cs="Times New Roman"/>
+          <w:vertAlign w:val="subscript"/>
+        </w:rPr>
+        <w:t>3</w:t>
+      </w:r>
+      <w:r>
+        <w:rPr>
+          <w:rFonts w:ascii="Times New Roman" w:hAnsi="Times New Roman" w:eastAsia="Times New Roman" w:cs="Times New Roman"/>
+        </w:rPr>
+        <w:t>(l) → Si(NH</w:t>
+      </w:r>
+      <w:r>
+        <w:rPr>
+          <w:rFonts w:ascii="Times New Roman" w:hAnsi="Times New Roman" w:eastAsia="Times New Roman" w:cs="Times New Roman"/>
+          <w:vertAlign w:val="subscript"/>
+        </w:rPr>
         <w:t>2</w:t>
       </w:r>
       <w:r>
         <w:rPr>
           <w:rFonts w:ascii="Times New Roman" w:hAnsi="Times New Roman" w:eastAsia="Times New Roman" w:cs="Times New Roman"/>
         </w:rPr>
-        <w:t xml:space="preserve"> + 2 H</w:t>
+        <w:t>)</w:t>
       </w:r>
       <w:r>
         <w:rPr>
           <w:rFonts w:ascii="Times New Roman" w:hAnsi="Times New Roman" w:eastAsia="Times New Roman" w:cs="Times New Roman"/>
           <w:vertAlign w:val="subscript"/>
         </w:rPr>
+        <w:t>4</w:t>
+      </w:r>
+      <w:r>
+        <w:rPr>
+          <w:rFonts w:ascii="Times New Roman" w:hAnsi="Times New Roman" w:eastAsia="Times New Roman" w:cs="Times New Roman"/>
+        </w:rPr>
+        <w:t xml:space="preserve"> + 4 NH</w:t>
+      </w:r>
+      <w:r>
+        <w:rPr>
+          <w:rFonts w:ascii="Times New Roman" w:hAnsi="Times New Roman" w:eastAsia="Times New Roman" w:cs="Times New Roman"/>
+          <w:vertAlign w:val="subscript"/>
+        </w:rPr>
+        <w:t>4</w:t>
+      </w:r>
+      <w:r>
+        <w:rPr>
+          <w:rFonts w:ascii="Times New Roman" w:hAnsi="Times New Roman" w:eastAsia="Times New Roman" w:cs="Times New Roman"/>
+        </w:rPr>
+        <w:t>Cl</w:t>
+      </w:r>
+      <w:r>
+        <w:rPr>
+          <w:rFonts w:ascii="Times New Roman" w:hAnsi="Times New Roman" w:eastAsia="Times New Roman" w:cs="Times New Roman"/>
+        </w:rPr>
+        <w:t xml:space="preserve"> </w:t>
+      </w:r>
+      <w:r>
+        <w:rPr>
+          <w:rFonts w:ascii="Times New Roman" w:hAnsi="Times New Roman" w:eastAsia="Times New Roman" w:cs="Times New Roman"/>
+        </w:rPr>
+        <w:t>- </w:t>
+      </w:r>
+    </w:p>
+    <w:p>
+      <w:pPr>
+        <w:pStyle w:val="BodyText"/>
+        <w:spacing w:before="0" w:after="0"/>
+        <w:ind w:left="480" w:hanging="480"/>
+      </w:pPr>
+      <w:r>
+        <w:rPr>
+          <w:rFonts w:ascii="Times New Roman" w:hAnsi="Times New Roman" w:eastAsia="Times New Roman" w:cs="Times New Roman"/>
+        </w:rPr>
+        <w:t>C. NaH + H</w:t>
+      </w:r>
+      <w:r>
+        <w:rPr>
+          <w:rFonts w:ascii="Times New Roman" w:hAnsi="Times New Roman" w:eastAsia="Times New Roman" w:cs="Times New Roman"/>
+          <w:vertAlign w:val="subscript"/>
+        </w:rPr>
         <w:t>2</w:t>
       </w:r>
       <w:r>
         <w:rPr>
           <w:rFonts w:ascii="Times New Roman" w:hAnsi="Times New Roman" w:eastAsia="Times New Roman" w:cs="Times New Roman"/>
         </w:rPr>
-        <w:t>O → Ca(OH)</w:t>
+        <w:t>O → NaOH + H</w:t>
       </w:r>
       <w:r>
         <w:rPr>
@@ -628,32 +789,6 @@
         <w:rPr>
           <w:rFonts w:ascii="Times New Roman" w:hAnsi="Times New Roman" w:eastAsia="Times New Roman" w:cs="Times New Roman"/>
         </w:rPr>
-        <w:t xml:space="preserve"> + C</w:t>
-      </w:r>
-      <w:r>
-        <w:rPr>
-          <w:rFonts w:ascii="Times New Roman" w:hAnsi="Times New Roman" w:eastAsia="Times New Roman" w:cs="Times New Roman"/>
-          <w:vertAlign w:val="subscript"/>
-        </w:rPr>
-        <w:t>2</w:t>
-      </w:r>
-      <w:r>
-        <w:rPr>
-          <w:rFonts w:ascii="Times New Roman" w:hAnsi="Times New Roman" w:eastAsia="Times New Roman" w:cs="Times New Roman"/>
-        </w:rPr>
-        <w:t>H</w:t>
-      </w:r>
-      <w:r>
-        <w:rPr>
-          <w:rFonts w:ascii="Times New Roman" w:hAnsi="Times New Roman" w:eastAsia="Times New Roman" w:cs="Times New Roman"/>
-          <w:vertAlign w:val="subscript"/>
-        </w:rPr>
-        <w:t>2</w:t>
-      </w:r>
-      <w:r>
-        <w:rPr>
-          <w:rFonts w:ascii="Times New Roman" w:hAnsi="Times New Roman" w:eastAsia="Times New Roman" w:cs="Times New Roman"/>
-        </w:rPr>
         <w:t xml:space="preserve"> </w:t>
       </w:r>
       <w:r>
@@ -666,143 +801,8 @@
     <w:p>
       <w:pPr>
         <w:pStyle w:val="BodyText"/>
+        <w:spacing w:before="0" w:after="0"/>
         <w:ind w:left="480" w:hanging="480"/>
-        <w:spacing w:before="0" w:after="0"/>
-      </w:pPr>
-      <w:r>
-        <w:rPr>
-          <w:rFonts w:ascii="Times New Roman" w:hAnsi="Times New Roman" w:eastAsia="Times New Roman" w:cs="Times New Roman"/>
-        </w:rPr>
-        <w:t>B. SiCl</w:t>
-      </w:r>
-      <w:r>
-        <w:rPr>
-          <w:rFonts w:ascii="Times New Roman" w:hAnsi="Times New Roman" w:eastAsia="Times New Roman" w:cs="Times New Roman"/>
-          <w:vertAlign w:val="subscript"/>
-        </w:rPr>
-        <w:t>4</w:t>
-      </w:r>
-      <w:r>
-        <w:rPr>
-          <w:rFonts w:ascii="Times New Roman" w:hAnsi="Times New Roman" w:eastAsia="Times New Roman" w:cs="Times New Roman"/>
-        </w:rPr>
-        <w:t xml:space="preserve"> + 8 NH</w:t>
-      </w:r>
-      <w:r>
-        <w:rPr>
-          <w:rFonts w:ascii="Times New Roman" w:hAnsi="Times New Roman" w:eastAsia="Times New Roman" w:cs="Times New Roman"/>
-          <w:vertAlign w:val="subscript"/>
-        </w:rPr>
-        <w:t>3</w:t>
-      </w:r>
-      <w:r>
-        <w:rPr>
-          <w:rFonts w:ascii="Times New Roman" w:hAnsi="Times New Roman" w:eastAsia="Times New Roman" w:cs="Times New Roman"/>
-        </w:rPr>
-        <w:t>(l) → Si(NH</w:t>
-      </w:r>
-      <w:r>
-        <w:rPr>
-          <w:rFonts w:ascii="Times New Roman" w:hAnsi="Times New Roman" w:eastAsia="Times New Roman" w:cs="Times New Roman"/>
-          <w:vertAlign w:val="subscript"/>
-        </w:rPr>
-        <w:t>2</w:t>
-      </w:r>
-      <w:r>
-        <w:rPr>
-          <w:rFonts w:ascii="Times New Roman" w:hAnsi="Times New Roman" w:eastAsia="Times New Roman" w:cs="Times New Roman"/>
-        </w:rPr>
-        <w:t>)</w:t>
-      </w:r>
-      <w:r>
-        <w:rPr>
-          <w:rFonts w:ascii="Times New Roman" w:hAnsi="Times New Roman" w:eastAsia="Times New Roman" w:cs="Times New Roman"/>
-          <w:vertAlign w:val="subscript"/>
-        </w:rPr>
-        <w:t>4</w:t>
-      </w:r>
-      <w:r>
-        <w:rPr>
-          <w:rFonts w:ascii="Times New Roman" w:hAnsi="Times New Roman" w:eastAsia="Times New Roman" w:cs="Times New Roman"/>
-        </w:rPr>
-        <w:t xml:space="preserve"> + 4 NH</w:t>
-      </w:r>
-      <w:r>
-        <w:rPr>
-          <w:rFonts w:ascii="Times New Roman" w:hAnsi="Times New Roman" w:eastAsia="Times New Roman" w:cs="Times New Roman"/>
-          <w:vertAlign w:val="subscript"/>
-        </w:rPr>
-        <w:t>4</w:t>
-      </w:r>
-      <w:r>
-        <w:rPr>
-          <w:rFonts w:ascii="Times New Roman" w:hAnsi="Times New Roman" w:eastAsia="Times New Roman" w:cs="Times New Roman"/>
-        </w:rPr>
-        <w:t>Cl</w:t>
-      </w:r>
-      <w:r>
-        <w:rPr>
-          <w:rFonts w:ascii="Times New Roman" w:hAnsi="Times New Roman" w:eastAsia="Times New Roman" w:cs="Times New Roman"/>
-        </w:rPr>
-        <w:t xml:space="preserve"> </w:t>
-      </w:r>
-      <w:r>
-        <w:rPr>
-          <w:rFonts w:ascii="Times New Roman" w:hAnsi="Times New Roman" w:eastAsia="Times New Roman" w:cs="Times New Roman"/>
-        </w:rPr>
-        <w:t>- </w:t>
-      </w:r>
-    </w:p>
-    <w:p>
-      <w:pPr>
-        <w:pStyle w:val="BodyText"/>
-        <w:ind w:left="480" w:hanging="480"/>
-        <w:spacing w:before="0" w:after="0"/>
-      </w:pPr>
-      <w:r>
-        <w:rPr>
-          <w:rFonts w:ascii="Times New Roman" w:hAnsi="Times New Roman" w:eastAsia="Times New Roman" w:cs="Times New Roman"/>
-        </w:rPr>
-        <w:t>C. NaH + H</w:t>
-      </w:r>
-      <w:r>
-        <w:rPr>
-          <w:rFonts w:ascii="Times New Roman" w:hAnsi="Times New Roman" w:eastAsia="Times New Roman" w:cs="Times New Roman"/>
-          <w:vertAlign w:val="subscript"/>
-        </w:rPr>
-        <w:t>2</w:t>
-      </w:r>
-      <w:r>
-        <w:rPr>
-          <w:rFonts w:ascii="Times New Roman" w:hAnsi="Times New Roman" w:eastAsia="Times New Roman" w:cs="Times New Roman"/>
-        </w:rPr>
-        <w:t>O → NaOH + H</w:t>
-      </w:r>
-      <w:r>
-        <w:rPr>
-          <w:rFonts w:ascii="Times New Roman" w:hAnsi="Times New Roman" w:eastAsia="Times New Roman" w:cs="Times New Roman"/>
-          <w:vertAlign w:val="subscript"/>
-        </w:rPr>
-        <w:t>2</w:t>
-      </w:r>
-      <w:r>
-        <w:rPr>
-          <w:rFonts w:ascii="Times New Roman" w:hAnsi="Times New Roman" w:eastAsia="Times New Roman" w:cs="Times New Roman"/>
-        </w:rPr>
-        <w:t xml:space="preserve"> </w:t>
-      </w:r>
-      <w:r>
-        <w:rPr>
-          <w:rFonts w:ascii="Times New Roman" w:hAnsi="Times New Roman" w:eastAsia="Times New Roman" w:cs="Times New Roman"/>
-        </w:rPr>
-        <w:t>- </w:t>
-      </w:r>
-    </w:p>
-    <w:p>
-      <w:pPr>
-        <w:pStyle w:val="BodyText"/>
-        <w:ind w:left="480" w:hanging="480"/>
-        <w:spacing w:before="0" w:after="180"/>
       </w:pPr>
       <w:r>
         <w:rPr>
@@ -1042,8 +1042,8 @@
     <w:p>
       <w:pPr>
         <w:pStyle w:val="BodyText"/>
+        <w:spacing w:before="0" w:after="0"/>
         <w:ind w:left="480" w:hanging="480"/>
-        <w:spacing w:after="0"/>
       </w:pPr>
       <w:r>
         <w:rPr>
@@ -1183,32 +1183,63 @@
     <w:p>
       <w:pPr>
         <w:pStyle w:val="BodyText"/>
+        <w:spacing w:before="0" w:after="0"/>
         <w:ind w:left="480" w:hanging="480"/>
+      </w:pPr>
+      <w:r>
+        <w:rPr>
+          <w:rFonts w:ascii="Times New Roman" w:hAnsi="Times New Roman" w:eastAsia="Times New Roman" w:cs="Times New Roman"/>
+        </w:rPr>
+        <w:t xml:space="preserve">A. ΔH </w:t>
+      </w:r>
+      <w:r>
+        <w:rPr>
+          <w:rFonts w:hint="eastAsia" w:ascii="Times New Roman" w:hAnsi="Times New Roman" w:eastAsia="FangSong" w:cs="Times New Roman"/>
+        </w:rPr>
+        <w:t xml:space="preserve">和</w:t>
+      </w:r>
+      <w:r>
+        <w:rPr>
+          <w:rFonts w:ascii="Times New Roman" w:hAnsi="Times New Roman" w:eastAsia="Times New Roman" w:cs="Times New Roman"/>
+        </w:rPr>
+        <w:t xml:space="preserve"> ΔS </w:t>
+      </w:r>
+      <w:r>
+        <w:rPr>
+          <w:rFonts w:hint="eastAsia" w:ascii="Times New Roman" w:hAnsi="Times New Roman" w:eastAsia="FangSong" w:cs="Times New Roman"/>
+        </w:rPr>
+        <w:t xml:space="preserve">均大于零</w:t>
+      </w:r>
+      <w:r>
+        <w:rPr>
+          <w:rFonts w:ascii="Times New Roman" w:hAnsi="Times New Roman" w:eastAsia="Times New Roman" w:cs="Times New Roman"/>
+        </w:rPr>
+        <w:t xml:space="preserve"> </w:t>
+      </w:r>
+      <w:r>
+        <w:rPr>
+          <w:rFonts w:ascii="Times New Roman" w:hAnsi="Times New Roman" w:eastAsia="Times New Roman" w:cs="Times New Roman"/>
+        </w:rPr>
+        <w:t xml:space="preserve">- </w:t>
+      </w:r>
+    </w:p>
+    <w:p>
+      <w:pPr>
+        <w:pStyle w:val="BodyText"/>
         <w:spacing w:before="0" w:after="0"/>
-      </w:pPr>
-      <w:r>
-        <w:rPr>
-          <w:rFonts w:ascii="Times New Roman" w:hAnsi="Times New Roman" w:eastAsia="Times New Roman" w:cs="Times New Roman"/>
-        </w:rPr>
-        <w:t xml:space="preserve">A. ΔH </w:t>
-      </w:r>
-      <w:r>
-        <w:rPr>
-          <w:rFonts w:hint="eastAsia" w:ascii="Times New Roman" w:hAnsi="Times New Roman" w:eastAsia="FangSong" w:cs="Times New Roman"/>
-        </w:rPr>
-        <w:t xml:space="preserve">和</w:t>
-      </w:r>
-      <w:r>
-        <w:rPr>
-          <w:rFonts w:ascii="Times New Roman" w:hAnsi="Times New Roman" w:eastAsia="Times New Roman" w:cs="Times New Roman"/>
-        </w:rPr>
-        <w:t xml:space="preserve"> ΔS </w:t>
-      </w:r>
-      <w:r>
-        <w:rPr>
-          <w:rFonts w:hint="eastAsia" w:ascii="Times New Roman" w:hAnsi="Times New Roman" w:eastAsia="FangSong" w:cs="Times New Roman"/>
-        </w:rPr>
-        <w:t xml:space="preserve">均大于零</w:t>
+        <w:ind w:left="480" w:hanging="480"/>
+      </w:pPr>
+      <w:r>
+        <w:rPr>
+          <w:rFonts w:ascii="Times New Roman" w:hAnsi="Times New Roman" w:eastAsia="Times New Roman" w:cs="Times New Roman"/>
+        </w:rPr>
+        <w:t xml:space="preserve">B. </w:t>
+      </w:r>
+      <w:r>
+        <w:rPr>
+          <w:rFonts w:hint="eastAsia" w:ascii="Times New Roman" w:hAnsi="Times New Roman" w:eastAsia="FangSong" w:cs="Times New Roman"/>
+        </w:rPr>
+        <w:t xml:space="preserve">熵变不可能小于零</w:t>
       </w:r>
       <w:r>
         <w:rPr>
@@ -1226,70 +1257,39 @@
     <w:p>
       <w:pPr>
         <w:pStyle w:val="BodyText"/>
+        <w:spacing w:before="0" w:after="0"/>
         <w:ind w:left="480" w:hanging="480"/>
+      </w:pPr>
+      <w:r>
+        <w:rPr>
+          <w:rFonts w:ascii="Times New Roman" w:hAnsi="Times New Roman" w:eastAsia="Times New Roman" w:cs="Times New Roman"/>
+        </w:rPr>
+        <w:t xml:space="preserve">C. ΔH </w:t>
+      </w:r>
+      <w:r>
+        <w:rPr>
+          <w:rFonts w:hint="eastAsia" w:ascii="Times New Roman" w:hAnsi="Times New Roman" w:eastAsia="FangSong" w:cs="Times New Roman"/>
+        </w:rPr>
+        <w:t xml:space="preserve">不可能小于零</w:t>
+      </w:r>
+      <w:r>
+        <w:rPr>
+          <w:rFonts w:ascii="Times New Roman" w:hAnsi="Times New Roman" w:eastAsia="Times New Roman" w:cs="Times New Roman"/>
+        </w:rPr>
+        <w:t xml:space="preserve"> </w:t>
+      </w:r>
+      <w:r>
+        <w:rPr>
+          <w:rFonts w:ascii="Times New Roman" w:hAnsi="Times New Roman" w:eastAsia="Times New Roman" w:cs="Times New Roman"/>
+        </w:rPr>
+        <w:t xml:space="preserve">- </w:t>
+      </w:r>
+    </w:p>
+    <w:p>
+      <w:pPr>
+        <w:pStyle w:val="BodyText"/>
         <w:spacing w:before="0" w:after="0"/>
-      </w:pPr>
-      <w:r>
-        <w:rPr>
-          <w:rFonts w:ascii="Times New Roman" w:hAnsi="Times New Roman" w:eastAsia="Times New Roman" w:cs="Times New Roman"/>
-        </w:rPr>
-        <w:t xml:space="preserve">B. </w:t>
-      </w:r>
-      <w:r>
-        <w:rPr>
-          <w:rFonts w:hint="eastAsia" w:ascii="Times New Roman" w:hAnsi="Times New Roman" w:eastAsia="FangSong" w:cs="Times New Roman"/>
-        </w:rPr>
-        <w:t xml:space="preserve">熵变不可能小于零</w:t>
-      </w:r>
-      <w:r>
-        <w:rPr>
-          <w:rFonts w:ascii="Times New Roman" w:hAnsi="Times New Roman" w:eastAsia="Times New Roman" w:cs="Times New Roman"/>
-        </w:rPr>
-        <w:t xml:space="preserve"> </w:t>
-      </w:r>
-      <w:r>
-        <w:rPr>
-          <w:rFonts w:ascii="Times New Roman" w:hAnsi="Times New Roman" w:eastAsia="Times New Roman" w:cs="Times New Roman"/>
-        </w:rPr>
-        <w:t xml:space="preserve">- </w:t>
-      </w:r>
-    </w:p>
-    <w:p>
-      <w:pPr>
-        <w:pStyle w:val="BodyText"/>
         <w:ind w:left="480" w:hanging="480"/>
-        <w:spacing w:before="0" w:after="0"/>
-      </w:pPr>
-      <w:r>
-        <w:rPr>
-          <w:rFonts w:ascii="Times New Roman" w:hAnsi="Times New Roman" w:eastAsia="Times New Roman" w:cs="Times New Roman"/>
-        </w:rPr>
-        <w:t xml:space="preserve">C. ΔH </w:t>
-      </w:r>
-      <w:r>
-        <w:rPr>
-          <w:rFonts w:hint="eastAsia" w:ascii="Times New Roman" w:hAnsi="Times New Roman" w:eastAsia="FangSong" w:cs="Times New Roman"/>
-        </w:rPr>
-        <w:t xml:space="preserve">不可能小于零</w:t>
-      </w:r>
-      <w:r>
-        <w:rPr>
-          <w:rFonts w:ascii="Times New Roman" w:hAnsi="Times New Roman" w:eastAsia="Times New Roman" w:cs="Times New Roman"/>
-        </w:rPr>
-        <w:t xml:space="preserve"> </w:t>
-      </w:r>
-      <w:r>
-        <w:rPr>
-          <w:rFonts w:ascii="Times New Roman" w:hAnsi="Times New Roman" w:eastAsia="Times New Roman" w:cs="Times New Roman"/>
-        </w:rPr>
-        <w:t xml:space="preserve">- </w:t>
-      </w:r>
-    </w:p>
-    <w:p>
-      <w:pPr>
-        <w:pStyle w:val="BodyText"/>
-        <w:ind w:left="480" w:hanging="480"/>
-        <w:spacing w:before="0" w:after="180"/>
       </w:pPr>
       <w:r>
         <w:rPr>
@@ -1670,6 +1670,7 @@
     <w:p>
       <w:pPr>
         <w:pStyle w:val="Compact"/>
+        <w:spacing w:before="0" w:after="0"/>
       </w:pPr>
       <w:r>
         <w:rPr>
@@ -1712,6 +1713,7 @@
     <w:p>
       <w:pPr>
         <w:pStyle w:val="Compact"/>
+        <w:spacing w:before="0" w:after="0"/>
       </w:pPr>
       <w:r>
         <w:rPr>
@@ -1741,6 +1743,7 @@
     <w:p>
       <w:pPr>
         <w:pStyle w:val="Compact"/>
+        <w:spacing w:before="0" w:after="0"/>
       </w:pPr>
       <w:r>
         <w:rPr>
@@ -1855,6 +1858,7 @@
     <w:p>
       <w:pPr>
         <w:pStyle w:val="Compact"/>
+        <w:spacing w:before="0" w:after="0"/>
       </w:pPr>
       <w:r>
         <w:rPr>
@@ -2375,6 +2379,7 @@
     <w:p>
       <w:pPr>
         <w:pStyle w:val="Compact"/>
+        <w:spacing w:before="0" w:after="0"/>
       </w:pPr>
       <w:r>
         <w:rPr>
@@ -2464,6 +2469,7 @@
     <w:p>
       <w:pPr>
         <w:pStyle w:val="Compact"/>
+        <w:spacing w:before="0" w:after="0"/>
       </w:pPr>
       <w:r>
         <w:rPr>
@@ -2530,6 +2536,7 @@
     <w:p>
       <w:pPr>
         <w:pStyle w:val="Compact"/>
+        <w:spacing w:before="0" w:after="0"/>
       </w:pPr>
       <w:r>
         <w:rPr>
@@ -2611,6 +2618,7 @@
     <w:p>
       <w:pPr>
         <w:pStyle w:val="Compact"/>
+        <w:spacing w:before="0" w:after="0"/>
       </w:pPr>
       <w:r>
         <w:rPr>
@@ -3072,6 +3080,7 @@
     <w:p>
       <w:pPr>
         <w:pStyle w:val="Compact"/>
+        <w:spacing w:before="0" w:after="0"/>
       </w:pPr>
       <w:r>
         <w:rPr>
@@ -3211,6 +3220,7 @@
     <w:p>
       <w:pPr>
         <w:pStyle w:val="Compact"/>
+        <w:spacing w:before="0" w:after="0"/>
       </w:pPr>
       <w:r>
         <w:rPr>
@@ -3384,6 +3394,7 @@
     <w:p>
       <w:pPr>
         <w:pStyle w:val="Compact"/>
+        <w:spacing w:before="0" w:after="0"/>
       </w:pPr>
       <w:r>
         <w:rPr>
@@ -3465,6 +3476,7 @@
     <w:p>
       <w:pPr>
         <w:pStyle w:val="Compact"/>
+        <w:spacing w:before="0" w:after="0"/>
       </w:pPr>
       <w:r>
         <w:rPr>
@@ -4207,6 +4219,7 @@
     <w:p>
       <w:pPr>
         <w:pStyle w:val="Compact"/>
+        <w:spacing w:before="0" w:after="0"/>
       </w:pPr>
       <w:r>
         <w:rPr>
@@ -4249,6 +4262,7 @@
     <w:p>
       <w:pPr>
         <w:pStyle w:val="Compact"/>
+        <w:spacing w:before="0" w:after="0"/>
       </w:pPr>
       <w:r>
         <w:rPr>
@@ -4302,6 +4316,7 @@
     <w:p>
       <w:pPr>
         <w:pStyle w:val="Compact"/>
+        <w:spacing w:before="0" w:after="0"/>
       </w:pPr>
       <w:r>
         <w:rPr>
@@ -4415,6 +4430,7 @@
     <w:p>
       <w:pPr>
         <w:pStyle w:val="Compact"/>
+        <w:spacing w:before="0" w:after="0"/>
       </w:pPr>
       <w:r>
         <w:rPr>
@@ -4650,8 +4666,8 @@
     <w:p>
       <w:pPr>
         <w:pStyle w:val="BodyText"/>
+        <w:spacing w:before="0" w:after="0"/>
         <w:ind w:left="480" w:hanging="480"/>
-        <w:spacing w:after="0"/>
       </w:pPr>
       <w:r>
         <w:rPr>
@@ -4701,14 +4717,39 @@
     <w:p>
       <w:pPr>
         <w:pStyle w:val="BodyText"/>
+        <w:spacing w:before="0" w:after="0"/>
         <w:ind w:left="480" w:hanging="480"/>
+      </w:pPr>
+      <w:r>
+        <w:rPr>
+          <w:rFonts w:ascii="Times New Roman" w:hAnsi="Times New Roman" w:eastAsia="Times New Roman" w:cs="Times New Roman"/>
+        </w:rPr>
+        <w:t xml:space="preserve">A. 1 </w:t>
+      </w:r>
+      <w:r>
+        <w:rPr>
+          <w:rFonts w:hint="eastAsia" w:ascii="Times New Roman" w:hAnsi="Times New Roman" w:eastAsia="FangSong" w:cs="Times New Roman"/>
+        </w:rPr>
+        <w:t xml:space="preserve">种</w:t>
+      </w:r>
+      <w:r>
+        <w:rPr>
+          <w:rFonts w:ascii="Times New Roman" w:hAnsi="Times New Roman" w:eastAsia="Times New Roman" w:cs="Times New Roman"/>
+        </w:rPr>
+        <w:t xml:space="preserve">　　</w:t>
+      </w:r>
+    </w:p>
+    <w:p>
+      <w:pPr>
+        <w:pStyle w:val="BodyText"/>
         <w:spacing w:before="0" w:after="0"/>
-      </w:pPr>
-      <w:r>
-        <w:rPr>
-          <w:rFonts w:ascii="Times New Roman" w:hAnsi="Times New Roman" w:eastAsia="Times New Roman" w:cs="Times New Roman"/>
-        </w:rPr>
-        <w:t xml:space="preserve">A. 1 </w:t>
+        <w:ind w:left="480" w:hanging="480"/>
+      </w:pPr>
+      <w:r>
+        <w:rPr>
+          <w:rFonts w:ascii="Times New Roman" w:hAnsi="Times New Roman" w:eastAsia="Times New Roman" w:cs="Times New Roman"/>
+        </w:rPr>
+        <w:t xml:space="preserve">B. 2 </w:t>
       </w:r>
       <w:r>
         <w:rPr>
@@ -4726,58 +4767,33 @@
     <w:p>
       <w:pPr>
         <w:pStyle w:val="BodyText"/>
+        <w:spacing w:before="0" w:after="0"/>
         <w:ind w:left="480" w:hanging="480"/>
+      </w:pPr>
+      <w:r>
+        <w:rPr>
+          <w:rFonts w:ascii="Times New Roman" w:hAnsi="Times New Roman" w:eastAsia="Times New Roman" w:cs="Times New Roman"/>
+        </w:rPr>
+        <w:t xml:space="preserve">C. 3 </w:t>
+      </w:r>
+      <w:r>
+        <w:rPr>
+          <w:rFonts w:hint="eastAsia" w:ascii="Times New Roman" w:hAnsi="Times New Roman" w:eastAsia="FangSong" w:cs="Times New Roman"/>
+        </w:rPr>
+        <w:t xml:space="preserve">种</w:t>
+      </w:r>
+      <w:r>
+        <w:rPr>
+          <w:rFonts w:ascii="Times New Roman" w:hAnsi="Times New Roman" w:eastAsia="Times New Roman" w:cs="Times New Roman"/>
+        </w:rPr>
+        <w:t xml:space="preserve">　　</w:t>
+      </w:r>
+    </w:p>
+    <w:p>
+      <w:pPr>
+        <w:pStyle w:val="BodyText"/>
         <w:spacing w:before="0" w:after="0"/>
-      </w:pPr>
-      <w:r>
-        <w:rPr>
-          <w:rFonts w:ascii="Times New Roman" w:hAnsi="Times New Roman" w:eastAsia="Times New Roman" w:cs="Times New Roman"/>
-        </w:rPr>
-        <w:t xml:space="preserve">B. 2 </w:t>
-      </w:r>
-      <w:r>
-        <w:rPr>
-          <w:rFonts w:hint="eastAsia" w:ascii="Times New Roman" w:hAnsi="Times New Roman" w:eastAsia="FangSong" w:cs="Times New Roman"/>
-        </w:rPr>
-        <w:t xml:space="preserve">种</w:t>
-      </w:r>
-      <w:r>
-        <w:rPr>
-          <w:rFonts w:ascii="Times New Roman" w:hAnsi="Times New Roman" w:eastAsia="Times New Roman" w:cs="Times New Roman"/>
-        </w:rPr>
-        <w:t xml:space="preserve">　　</w:t>
-      </w:r>
-    </w:p>
-    <w:p>
-      <w:pPr>
-        <w:pStyle w:val="BodyText"/>
         <w:ind w:left="480" w:hanging="480"/>
-        <w:spacing w:before="0" w:after="0"/>
-      </w:pPr>
-      <w:r>
-        <w:rPr>
-          <w:rFonts w:ascii="Times New Roman" w:hAnsi="Times New Roman" w:eastAsia="Times New Roman" w:cs="Times New Roman"/>
-        </w:rPr>
-        <w:t xml:space="preserve">C. 3 </w:t>
-      </w:r>
-      <w:r>
-        <w:rPr>
-          <w:rFonts w:hint="eastAsia" w:ascii="Times New Roman" w:hAnsi="Times New Roman" w:eastAsia="FangSong" w:cs="Times New Roman"/>
-        </w:rPr>
-        <w:t xml:space="preserve">种</w:t>
-      </w:r>
-      <w:r>
-        <w:rPr>
-          <w:rFonts w:ascii="Times New Roman" w:hAnsi="Times New Roman" w:eastAsia="Times New Roman" w:cs="Times New Roman"/>
-        </w:rPr>
-        <w:t xml:space="preserve">　　</w:t>
-      </w:r>
-    </w:p>
-    <w:p>
-      <w:pPr>
-        <w:pStyle w:val="BodyText"/>
-        <w:ind w:left="480" w:hanging="480"/>
-        <w:spacing w:before="0" w:after="180"/>
       </w:pPr>
       <w:r>
         <w:rPr>
@@ -5056,6 +5072,7 @@
     <w:p>
       <w:pPr>
         <w:pStyle w:val="Compact"/>
+        <w:spacing w:before="0" w:after="0"/>
       </w:pPr>
       <w:r>
         <w:rPr>
@@ -5073,6 +5090,7 @@
     <w:p>
       <w:pPr>
         <w:pStyle w:val="Compact"/>
+        <w:spacing w:before="0" w:after="0"/>
       </w:pPr>
       <w:r>
         <w:rPr>
@@ -5090,6 +5108,7 @@
     <w:p>
       <w:pPr>
         <w:pStyle w:val="Compact"/>
+        <w:spacing w:before="0" w:after="0"/>
       </w:pPr>
       <w:r>
         <w:rPr>
@@ -5119,6 +5138,7 @@
     <w:p>
       <w:pPr>
         <w:pStyle w:val="Compact"/>
+        <w:spacing w:before="0" w:after="0"/>
       </w:pPr>
       <w:r>
         <w:rPr>
@@ -5487,6 +5507,7 @@
     <w:p>
       <w:pPr>
         <w:pStyle w:val="Compact"/>
+        <w:spacing w:before="0" w:after="0"/>
       </w:pPr>
       <w:r>
         <w:rPr>
@@ -5504,6 +5525,7 @@
     <w:p>
       <w:pPr>
         <w:pStyle w:val="Compact"/>
+        <w:spacing w:before="0" w:after="0"/>
       </w:pPr>
       <w:r>
         <w:rPr>
@@ -5570,6 +5592,7 @@
     <w:p>
       <w:pPr>
         <w:pStyle w:val="Compact"/>
+        <w:spacing w:before="0" w:after="0"/>
       </w:pPr>
       <w:r>
         <w:rPr>
@@ -5671,6 +5694,7 @@
     <w:p>
       <w:pPr>
         <w:pStyle w:val="Compact"/>
+        <w:spacing w:before="0" w:after="0"/>
       </w:pPr>
       <w:r>
         <w:rPr>
@@ -5910,8 +5934,8 @@
     <w:p>
       <w:pPr>
         <w:pStyle w:val="BodyText"/>
+        <w:spacing w:before="0" w:after="0"/>
         <w:ind w:left="480" w:hanging="480"/>
-        <w:spacing w:after="0"/>
       </w:pPr>
       <w:r>
         <w:rPr>
@@ -5935,14 +5959,40 @@
     <w:p>
       <w:pPr>
         <w:pStyle w:val="BodyText"/>
+        <w:spacing w:before="0" w:after="0"/>
         <w:ind w:left="480" w:hanging="480"/>
+      </w:pPr>
+      <w:r>
+        <w:rPr>
+          <w:rFonts w:ascii="Times New Roman" w:hAnsi="Times New Roman" w:eastAsia="Times New Roman" w:cs="Times New Roman"/>
+        </w:rPr>
+        <w:t>A. CH</w:t>
+      </w:r>
+      <w:r>
+        <w:rPr>
+          <w:rFonts w:ascii="Times New Roman" w:hAnsi="Times New Roman" w:eastAsia="Times New Roman" w:cs="Times New Roman"/>
+          <w:vertAlign w:val="subscript"/>
+        </w:rPr>
+        <w:t>4</w:t>
+      </w:r>
+      <w:r>
+        <w:rPr>
+          <w:rFonts w:ascii="Times New Roman" w:hAnsi="Times New Roman" w:eastAsia="Times New Roman" w:cs="Times New Roman"/>
+        </w:rPr>
+        <w:t xml:space="preserve">　　</w:t>
+      </w:r>
+    </w:p>
+    <w:p>
+      <w:pPr>
+        <w:pStyle w:val="BodyText"/>
         <w:spacing w:before="0" w:after="0"/>
-      </w:pPr>
-      <w:r>
-        <w:rPr>
-          <w:rFonts w:ascii="Times New Roman" w:hAnsi="Times New Roman" w:eastAsia="Times New Roman" w:cs="Times New Roman"/>
-        </w:rPr>
-        <w:t>A. CH</w:t>
+        <w:ind w:left="480" w:hanging="480"/>
+      </w:pPr>
+      <w:r>
+        <w:rPr>
+          <w:rFonts w:ascii="Times New Roman" w:hAnsi="Times New Roman" w:eastAsia="Times New Roman" w:cs="Times New Roman"/>
+        </w:rPr>
+        <w:t xml:space="preserve">B. XeF</w:t>
       </w:r>
       <w:r>
         <w:rPr>
@@ -5961,59 +6011,33 @@
     <w:p>
       <w:pPr>
         <w:pStyle w:val="BodyText"/>
+        <w:spacing w:before="0" w:after="0"/>
         <w:ind w:left="480" w:hanging="480"/>
+      </w:pPr>
+      <w:r>
+        <w:rPr>
+          <w:rFonts w:ascii="Times New Roman" w:hAnsi="Times New Roman" w:eastAsia="Times New Roman" w:cs="Times New Roman"/>
+        </w:rPr>
+        <w:t xml:space="preserve">C. </w:t>
+      </w:r>
+      <w:r>
+        <w:rPr>
+          <w:rFonts w:hint="eastAsia" w:ascii="Times New Roman" w:hAnsi="Times New Roman" w:eastAsia="FangSong" w:cs="Times New Roman"/>
+        </w:rPr>
+        <w:t xml:space="preserve">顺铂</w:t>
+      </w:r>
+      <w:r>
+        <w:rPr>
+          <w:rFonts w:ascii="Times New Roman" w:hAnsi="Times New Roman" w:eastAsia="Times New Roman" w:cs="Times New Roman"/>
+        </w:rPr>
+        <w:t xml:space="preserve">　　</w:t>
+      </w:r>
+    </w:p>
+    <w:p>
+      <w:pPr>
+        <w:pStyle w:val="BodyText"/>
         <w:spacing w:before="0" w:after="0"/>
-      </w:pPr>
-      <w:r>
-        <w:rPr>
-          <w:rFonts w:ascii="Times New Roman" w:hAnsi="Times New Roman" w:eastAsia="Times New Roman" w:cs="Times New Roman"/>
-        </w:rPr>
-        <w:t xml:space="preserve">B. XeF</w:t>
-      </w:r>
-      <w:r>
-        <w:rPr>
-          <w:rFonts w:ascii="Times New Roman" w:hAnsi="Times New Roman" w:eastAsia="Times New Roman" w:cs="Times New Roman"/>
-          <w:vertAlign w:val="subscript"/>
-        </w:rPr>
-        <w:t>4</w:t>
-      </w:r>
-      <w:r>
-        <w:rPr>
-          <w:rFonts w:ascii="Times New Roman" w:hAnsi="Times New Roman" w:eastAsia="Times New Roman" w:cs="Times New Roman"/>
-        </w:rPr>
-        <w:t xml:space="preserve">　　</w:t>
-      </w:r>
-    </w:p>
-    <w:p>
-      <w:pPr>
-        <w:pStyle w:val="BodyText"/>
         <w:ind w:left="480" w:hanging="480"/>
-        <w:spacing w:before="0" w:after="0"/>
-      </w:pPr>
-      <w:r>
-        <w:rPr>
-          <w:rFonts w:ascii="Times New Roman" w:hAnsi="Times New Roman" w:eastAsia="Times New Roman" w:cs="Times New Roman"/>
-        </w:rPr>
-        <w:t xml:space="preserve">C. </w:t>
-      </w:r>
-      <w:r>
-        <w:rPr>
-          <w:rFonts w:hint="eastAsia" w:ascii="Times New Roman" w:hAnsi="Times New Roman" w:eastAsia="FangSong" w:cs="Times New Roman"/>
-        </w:rPr>
-        <w:t xml:space="preserve">顺铂</w:t>
-      </w:r>
-      <w:r>
-        <w:rPr>
-          <w:rFonts w:ascii="Times New Roman" w:hAnsi="Times New Roman" w:eastAsia="Times New Roman" w:cs="Times New Roman"/>
-        </w:rPr>
-        <w:t xml:space="preserve">　　</w:t>
-      </w:r>
-    </w:p>
-    <w:p>
-      <w:pPr>
-        <w:pStyle w:val="BodyText"/>
-        <w:ind w:left="480" w:hanging="480"/>
-        <w:spacing w:before="0" w:after="180"/>
       </w:pPr>
       <w:r>
         <w:rPr>
@@ -6348,8 +6372,8 @@
     <w:p>
       <w:pPr>
         <w:pStyle w:val="FirstParagraph"/>
+        <w:spacing w:before="0" w:after="0"/>
         <w:ind w:left="480" w:hanging="480"/>
-        <w:spacing w:after="0"/>
       </w:pPr>
       <w:r>
         <w:rPr>
@@ -6379,153 +6403,153 @@
     <w:p>
       <w:pPr>
         <w:pStyle w:val="FirstParagraph"/>
+        <w:spacing w:before="0" w:after="0"/>
         <w:ind w:left="480" w:hanging="480"/>
+      </w:pPr>
+      <w:r>
+        <w:rPr>
+          <w:rFonts w:ascii="Times New Roman" w:hAnsi="Times New Roman" w:eastAsia="Times New Roman" w:cs="Times New Roman"/>
+        </w:rPr>
+        <w:t xml:space="preserve">A. X </w:t>
+      </w:r>
+      <w:r>
+        <w:rPr>
+          <w:rFonts w:hint="eastAsia" w:ascii="Times New Roman" w:hAnsi="Times New Roman" w:eastAsia="FangSong" w:cs="Times New Roman"/>
+        </w:rPr>
+        <w:t xml:space="preserve">的化学式为</w:t>
+      </w:r>
+      <w:r>
+        <w:rPr>
+          <w:rFonts w:ascii="Times New Roman" w:hAnsi="Times New Roman" w:eastAsia="Times New Roman" w:cs="Times New Roman"/>
+        </w:rPr>
+        <w:t xml:space="preserve"> K</w:t>
+      </w:r>
+      <w:r>
+        <w:rPr>
+          <w:rFonts w:ascii="Times New Roman" w:hAnsi="Times New Roman" w:eastAsia="Times New Roman" w:cs="Times New Roman"/>
+          <w:vertAlign w:val="subscript"/>
+        </w:rPr>
+        <w:t>2</w:t>
+      </w:r>
+      <w:r>
+        <w:rPr>
+          <w:rFonts w:ascii="Times New Roman" w:hAnsi="Times New Roman" w:eastAsia="Times New Roman" w:cs="Times New Roman"/>
+        </w:rPr>
+        <w:t>SeBr</w:t>
+      </w:r>
+      <w:r>
+        <w:rPr>
+          <w:rFonts w:ascii="Times New Roman" w:hAnsi="Times New Roman" w:eastAsia="Times New Roman" w:cs="Times New Roman"/>
+          <w:vertAlign w:val="subscript"/>
+        </w:rPr>
+        <w:t>6</w:t>
+      </w:r>
+      <w:r>
+        <w:rPr>
+          <w:rFonts w:ascii="Times New Roman" w:hAnsi="Times New Roman" w:eastAsia="Times New Roman" w:cs="Times New Roman"/>
+        </w:rPr>
+        <w:t xml:space="preserve"> </w:t>
+      </w:r>
+      <w:r>
+        <w:rPr>
+          <w:rFonts w:ascii="Times New Roman" w:hAnsi="Times New Roman" w:eastAsia="Times New Roman" w:cs="Times New Roman"/>
+        </w:rPr>
+        <w:t>- </w:t>
+      </w:r>
+    </w:p>
+    <w:p>
+      <w:pPr>
+        <w:pStyle w:val="FirstParagraph"/>
         <w:spacing w:before="0" w:after="0"/>
-      </w:pPr>
-      <w:r>
-        <w:rPr>
-          <w:rFonts w:ascii="Times New Roman" w:hAnsi="Times New Roman" w:eastAsia="Times New Roman" w:cs="Times New Roman"/>
-        </w:rPr>
-        <w:t xml:space="preserve">A. X </w:t>
-      </w:r>
-      <w:r>
-        <w:rPr>
-          <w:rFonts w:hint="eastAsia" w:ascii="Times New Roman" w:hAnsi="Times New Roman" w:eastAsia="FangSong" w:cs="Times New Roman"/>
-        </w:rPr>
-        <w:t xml:space="preserve">的化学式为</w:t>
-      </w:r>
-      <w:r>
-        <w:rPr>
-          <w:rFonts w:ascii="Times New Roman" w:hAnsi="Times New Roman" w:eastAsia="Times New Roman" w:cs="Times New Roman"/>
-        </w:rPr>
-        <w:t xml:space="preserve"> K</w:t>
+        <w:ind w:left="480" w:hanging="480"/>
+      </w:pPr>
+      <w:r>
+        <w:rPr>
+          <w:rFonts w:ascii="Times New Roman" w:hAnsi="Times New Roman" w:eastAsia="Times New Roman" w:cs="Times New Roman"/>
+        </w:rPr>
+        <w:t>B. [SeBr</w:t>
       </w:r>
       <w:r>
         <w:rPr>
           <w:rFonts w:ascii="Times New Roman" w:hAnsi="Times New Roman" w:eastAsia="Times New Roman" w:cs="Times New Roman"/>
           <w:vertAlign w:val="subscript"/>
         </w:rPr>
-        <w:t>2</w:t>
-      </w:r>
-      <w:r>
-        <w:rPr>
-          <w:rFonts w:ascii="Times New Roman" w:hAnsi="Times New Roman" w:eastAsia="Times New Roman" w:cs="Times New Roman"/>
-        </w:rPr>
-        <w:t>SeBr</w:t>
-      </w:r>
-      <w:r>
-        <w:rPr>
-          <w:rFonts w:ascii="Times New Roman" w:hAnsi="Times New Roman" w:eastAsia="Times New Roman" w:cs="Times New Roman"/>
-          <w:vertAlign w:val="subscript"/>
-        </w:rPr>
         <w:t>6</w:t>
       </w:r>
       <w:r>
         <w:rPr>
           <w:rFonts w:ascii="Times New Roman" w:hAnsi="Times New Roman" w:eastAsia="Times New Roman" w:cs="Times New Roman"/>
         </w:rPr>
+        <w:t>]</w:t>
+      </w:r>
+      <w:r>
+        <w:rPr>
+          <w:rFonts w:ascii="Times New Roman" w:hAnsi="Times New Roman" w:eastAsia="Times New Roman" w:cs="Times New Roman"/>
+          <w:vertAlign w:val="superscript"/>
+        </w:rPr>
+        <w:t>2-</w:t>
+      </w:r>
+      <w:r>
+        <w:rPr>
+          <w:rFonts w:ascii="Times New Roman" w:hAnsi="Times New Roman" w:eastAsia="Times New Roman" w:cs="Times New Roman"/>
+        </w:rPr>
         <w:t xml:space="preserve"> </w:t>
       </w:r>
       <w:r>
         <w:rPr>
-          <w:rFonts w:ascii="Times New Roman" w:hAnsi="Times New Roman" w:eastAsia="Times New Roman" w:cs="Times New Roman"/>
-        </w:rPr>
-        <w:t>- </w:t>
+          <w:rFonts w:hint="eastAsia" w:ascii="Times New Roman" w:hAnsi="Times New Roman" w:eastAsia="FangSong" w:cs="Times New Roman"/>
+        </w:rPr>
+        <w:t xml:space="preserve">的空间构型为正八面体</w:t>
+      </w:r>
+      <w:r>
+        <w:rPr>
+          <w:rFonts w:ascii="Times New Roman" w:hAnsi="Times New Roman" w:eastAsia="Times New Roman" w:cs="Times New Roman"/>
+        </w:rPr>
+        <w:t xml:space="preserve"> </w:t>
+      </w:r>
+      <w:r>
+        <w:rPr>
+          <w:rFonts w:ascii="Times New Roman" w:hAnsi="Times New Roman" w:eastAsia="Times New Roman" w:cs="Times New Roman"/>
+        </w:rPr>
+        <w:t xml:space="preserve">- </w:t>
       </w:r>
     </w:p>
     <w:p>
       <w:pPr>
         <w:pStyle w:val="FirstParagraph"/>
+        <w:spacing w:before="0" w:after="0"/>
         <w:ind w:left="480" w:hanging="480"/>
+      </w:pPr>
+      <w:r>
+        <w:rPr>
+          <w:rFonts w:ascii="Times New Roman" w:hAnsi="Times New Roman" w:eastAsia="Times New Roman" w:cs="Times New Roman"/>
+        </w:rPr>
+        <w:t xml:space="preserve">C. </w:t>
+      </w:r>
+      <w:r>
+        <w:rPr>
+          <w:rFonts w:hint="eastAsia" w:ascii="Times New Roman" w:hAnsi="Times New Roman" w:eastAsia="FangSong" w:cs="Times New Roman"/>
+        </w:rPr>
+        <w:t xml:space="preserve">钾离子填充在晶胞所有的八面体空隙上</w:t>
+      </w:r>
+      <w:r>
+        <w:rPr>
+          <w:rFonts w:ascii="Times New Roman" w:hAnsi="Times New Roman" w:eastAsia="Times New Roman" w:cs="Times New Roman"/>
+        </w:rPr>
+        <w:t xml:space="preserve"> </w:t>
+      </w:r>
+      <w:r>
+        <w:rPr>
+          <w:rFonts w:ascii="Times New Roman" w:hAnsi="Times New Roman" w:eastAsia="Times New Roman" w:cs="Times New Roman"/>
+        </w:rPr>
+        <w:t xml:space="preserve">- </w:t>
+      </w:r>
+    </w:p>
+    <w:p>
+      <w:pPr>
+        <w:pStyle w:val="FirstParagraph"/>
         <w:spacing w:before="0" w:after="0"/>
-      </w:pPr>
-      <w:r>
-        <w:rPr>
-          <w:rFonts w:ascii="Times New Roman" w:hAnsi="Times New Roman" w:eastAsia="Times New Roman" w:cs="Times New Roman"/>
-        </w:rPr>
-        <w:t>B. [SeBr</w:t>
-      </w:r>
-      <w:r>
-        <w:rPr>
-          <w:rFonts w:ascii="Times New Roman" w:hAnsi="Times New Roman" w:eastAsia="Times New Roman" w:cs="Times New Roman"/>
-          <w:vertAlign w:val="subscript"/>
-        </w:rPr>
-        <w:t>6</w:t>
-      </w:r>
-      <w:r>
-        <w:rPr>
-          <w:rFonts w:ascii="Times New Roman" w:hAnsi="Times New Roman" w:eastAsia="Times New Roman" w:cs="Times New Roman"/>
-        </w:rPr>
-        <w:t>]</w:t>
-      </w:r>
-      <w:r>
-        <w:rPr>
-          <w:rFonts w:ascii="Times New Roman" w:hAnsi="Times New Roman" w:eastAsia="Times New Roman" w:cs="Times New Roman"/>
-          <w:vertAlign w:val="superscript"/>
-        </w:rPr>
-        <w:t>2-</w:t>
-      </w:r>
-      <w:r>
-        <w:rPr>
-          <w:rFonts w:ascii="Times New Roman" w:hAnsi="Times New Roman" w:eastAsia="Times New Roman" w:cs="Times New Roman"/>
-        </w:rPr>
-        <w:t xml:space="preserve"> </w:t>
-      </w:r>
-      <w:r>
-        <w:rPr>
-          <w:rFonts w:hint="eastAsia" w:ascii="Times New Roman" w:hAnsi="Times New Roman" w:eastAsia="FangSong" w:cs="Times New Roman"/>
-        </w:rPr>
-        <w:t xml:space="preserve">的空间构型为正八面体</w:t>
-      </w:r>
-      <w:r>
-        <w:rPr>
-          <w:rFonts w:ascii="Times New Roman" w:hAnsi="Times New Roman" w:eastAsia="Times New Roman" w:cs="Times New Roman"/>
-        </w:rPr>
-        <w:t xml:space="preserve"> </w:t>
-      </w:r>
-      <w:r>
-        <w:rPr>
-          <w:rFonts w:ascii="Times New Roman" w:hAnsi="Times New Roman" w:eastAsia="Times New Roman" w:cs="Times New Roman"/>
-        </w:rPr>
-        <w:t xml:space="preserve">- </w:t>
-      </w:r>
-    </w:p>
-    <w:p>
-      <w:pPr>
-        <w:pStyle w:val="FirstParagraph"/>
         <w:ind w:left="480" w:hanging="480"/>
-        <w:spacing w:before="0" w:after="0"/>
-      </w:pPr>
-      <w:r>
-        <w:rPr>
-          <w:rFonts w:ascii="Times New Roman" w:hAnsi="Times New Roman" w:eastAsia="Times New Roman" w:cs="Times New Roman"/>
-        </w:rPr>
-        <w:t xml:space="preserve">C. </w:t>
-      </w:r>
-      <w:r>
-        <w:rPr>
-          <w:rFonts w:hint="eastAsia" w:ascii="Times New Roman" w:hAnsi="Times New Roman" w:eastAsia="FangSong" w:cs="Times New Roman"/>
-        </w:rPr>
-        <w:t xml:space="preserve">钾离子填充在晶胞所有的八面体空隙上</w:t>
-      </w:r>
-      <w:r>
-        <w:rPr>
-          <w:rFonts w:ascii="Times New Roman" w:hAnsi="Times New Roman" w:eastAsia="Times New Roman" w:cs="Times New Roman"/>
-        </w:rPr>
-        <w:t xml:space="preserve"> </w:t>
-      </w:r>
-      <w:r>
-        <w:rPr>
-          <w:rFonts w:ascii="Times New Roman" w:hAnsi="Times New Roman" w:eastAsia="Times New Roman" w:cs="Times New Roman"/>
-        </w:rPr>
-        <w:t xml:space="preserve">- </w:t>
-      </w:r>
-    </w:p>
-    <w:p>
-      <w:pPr>
-        <w:pStyle w:val="FirstParagraph"/>
-        <w:ind w:left="480" w:hanging="480"/>
-        <w:spacing w:before="0" w:after="180"/>
       </w:pPr>
       <w:r>
         <w:rPr>
@@ -6699,8 +6723,8 @@
     <w:p>
       <w:pPr>
         <w:pStyle w:val="BodyText"/>
+        <w:spacing w:before="0" w:after="0"/>
         <w:ind w:left="480" w:hanging="480"/>
-        <w:spacing w:after="0"/>
       </w:pPr>
       <w:r>
         <w:rPr>
@@ -6785,26 +6809,125 @@
     <w:p>
       <w:pPr>
         <w:pStyle w:val="BodyText"/>
+        <w:spacing w:before="0" w:after="0"/>
         <w:ind w:left="480" w:hanging="480"/>
+      </w:pPr>
+      <w:r>
+        <w:rPr>
+          <w:rFonts w:ascii="Times New Roman" w:hAnsi="Times New Roman" w:eastAsia="Times New Roman" w:cs="Times New Roman"/>
+        </w:rPr>
+        <w:t xml:space="preserve">A、B </w:t>
+      </w:r>
+      <w:r>
+        <w:rPr>
+          <w:rFonts w:hint="eastAsia" w:ascii="Times New Roman" w:hAnsi="Times New Roman" w:eastAsia="FangSong" w:cs="Times New Roman"/>
+        </w:rPr>
+        <w:t>为同一周期元素</w:t>
+      </w:r>
+      <w:r>
+        <w:rPr>
+          <w:rFonts w:hint="eastAsia" w:ascii="Times New Roman" w:hAnsi="Times New Roman" w:eastAsia="Times New Roman" w:cs="Times New Roman"/>
+        </w:rPr>
+        <w:t>，</w:t>
+      </w:r>
+      <w:r>
+        <w:rPr>
+          <w:rFonts w:hint="eastAsia" w:ascii="Times New Roman" w:hAnsi="Times New Roman" w:eastAsia="FangSong" w:cs="Times New Roman"/>
+        </w:rPr>
+        <w:t>则</w:t>
+      </w:r>
+      <w:r>
+        <w:rPr>
+          <w:rFonts w:ascii="Times New Roman" w:hAnsi="Times New Roman" w:eastAsia="Times New Roman" w:cs="Times New Roman"/>
+        </w:rPr>
+        <w:t xml:space="preserve"> AB</w:t>
+      </w:r>
+      <w:r>
+        <w:rPr>
+          <w:rFonts w:ascii="Times New Roman" w:hAnsi="Times New Roman" w:eastAsia="Times New Roman" w:cs="Times New Roman"/>
+          <w:vertAlign w:val="subscript"/>
+        </w:rPr>
+        <w:t>3</w:t>
+      </w:r>
+      <w:r>
+        <w:rPr>
+          <w:rFonts w:ascii="Times New Roman" w:hAnsi="Times New Roman" w:eastAsia="Times New Roman" w:cs="Times New Roman"/>
+        </w:rPr>
+        <w:t xml:space="preserve"> </w:t>
+      </w:r>
+      <w:r>
+        <w:rPr>
+          <w:rFonts w:hint="eastAsia" w:ascii="Times New Roman" w:hAnsi="Times New Roman" w:eastAsia="FangSong" w:cs="Times New Roman"/>
+        </w:rPr>
+        <w:t xml:space="preserve">分子一定为平面三角形</w:t>
+      </w:r>
+      <w:r>
+        <w:rPr>
+          <w:rFonts w:ascii="Times New Roman" w:hAnsi="Times New Roman" w:eastAsia="Times New Roman" w:cs="Times New Roman"/>
+        </w:rPr>
+        <w:t xml:space="preserve"> </w:t>
+      </w:r>
+      <w:r>
+        <w:rPr>
+          <w:rFonts w:ascii="Times New Roman" w:hAnsi="Times New Roman" w:eastAsia="Times New Roman" w:cs="Times New Roman"/>
+        </w:rPr>
+        <w:t xml:space="preserve">- </w:t>
+      </w:r>
+    </w:p>
+    <w:p>
+      <w:pPr>
+        <w:pStyle w:val="BodyText"/>
         <w:spacing w:before="0" w:after="0"/>
-      </w:pPr>
-      <w:r>
-        <w:rPr>
-          <w:rFonts w:ascii="Times New Roman" w:hAnsi="Times New Roman" w:eastAsia="Times New Roman" w:cs="Times New Roman"/>
-        </w:rPr>
-        <w:t xml:space="preserve">A、B </w:t>
-      </w:r>
-      <w:r>
-        <w:rPr>
-          <w:rFonts w:hint="eastAsia" w:ascii="Times New Roman" w:hAnsi="Times New Roman" w:eastAsia="FangSong" w:cs="Times New Roman"/>
-        </w:rPr>
-        <w:t>为同一周期元素</w:t>
-      </w:r>
-      <w:r>
-        <w:rPr>
-          <w:rFonts w:hint="eastAsia" w:ascii="Times New Roman" w:hAnsi="Times New Roman" w:eastAsia="Times New Roman" w:cs="Times New Roman"/>
-        </w:rPr>
-        <w:t>，</w:t>
+        <w:ind w:left="480" w:hanging="480"/>
+      </w:pPr>
+      <w:r>
+        <w:rPr>
+          <w:rFonts w:ascii="Times New Roman" w:hAnsi="Times New Roman" w:eastAsia="Times New Roman" w:cs="Times New Roman"/>
+        </w:rPr>
+        <w:t xml:space="preserve">B. </w:t>
+      </w:r>
+      <w:r>
+        <w:rPr>
+          <w:rFonts w:hint="eastAsia" w:ascii="Times New Roman" w:hAnsi="Times New Roman" w:eastAsia="FangSong" w:cs="Times New Roman"/>
+        </w:rPr>
+        <w:t xml:space="preserve">若</w:t>
+      </w:r>
+      <w:r>
+        <w:rPr>
+          <w:rFonts w:ascii="Times New Roman" w:hAnsi="Times New Roman" w:eastAsia="Times New Roman" w:cs="Times New Roman"/>
+        </w:rPr>
+        <w:t xml:space="preserve"> AB</w:t>
+      </w:r>
+      <w:r>
+        <w:rPr>
+          <w:rFonts w:ascii="Times New Roman" w:hAnsi="Times New Roman" w:eastAsia="Times New Roman" w:cs="Times New Roman"/>
+          <w:vertAlign w:val="subscript"/>
+        </w:rPr>
+        <w:t>3</w:t>
+      </w:r>
+      <w:r>
+        <w:rPr>
+          <w:rFonts w:ascii="Times New Roman" w:hAnsi="Times New Roman" w:eastAsia="Times New Roman" w:cs="Times New Roman"/>
+        </w:rPr>
+        <w:t xml:space="preserve"> </w:t>
+      </w:r>
+      <w:r>
+        <w:rPr>
+          <w:rFonts w:hint="eastAsia" w:ascii="Times New Roman" w:hAnsi="Times New Roman" w:eastAsia="FangSong" w:cs="Times New Roman"/>
+        </w:rPr>
+        <w:t xml:space="preserve">分子的价电子数为</w:t>
+      </w:r>
+      <w:r>
+        <w:rPr>
+          <w:rFonts w:ascii="Times New Roman" w:hAnsi="Times New Roman" w:eastAsia="Times New Roman" w:cs="Times New Roman"/>
+        </w:rPr>
+        <w:t xml:space="preserve"> </w:t>
+      </w:r>
+      <w:r>
+        <w:rPr>
+          <w:rFonts w:hint="eastAsia" w:ascii="Times New Roman" w:hAnsi="Times New Roman" w:eastAsia="Times New Roman" w:cs="Times New Roman"/>
+        </w:rPr>
+        <w:t>24，</w:t>
       </w:r>
       <w:r>
         <w:rPr>
@@ -6835,7 +6958,7 @@
         <w:rPr>
           <w:rFonts w:hint="eastAsia" w:ascii="Times New Roman" w:hAnsi="Times New Roman" w:eastAsia="FangSong" w:cs="Times New Roman"/>
         </w:rPr>
-        <w:t xml:space="preserve">分子一定为平面三角形</w:t>
+        <w:t xml:space="preserve">分子可能为平面三角形</w:t>
       </w:r>
       <w:r>
         <w:rPr>
@@ -6853,107 +6976,8 @@
     <w:p>
       <w:pPr>
         <w:pStyle w:val="BodyText"/>
+        <w:spacing w:before="0" w:after="0"/>
         <w:ind w:left="480" w:hanging="480"/>
-        <w:spacing w:before="0" w:after="0"/>
-      </w:pPr>
-      <w:r>
-        <w:rPr>
-          <w:rFonts w:ascii="Times New Roman" w:hAnsi="Times New Roman" w:eastAsia="Times New Roman" w:cs="Times New Roman"/>
-        </w:rPr>
-        <w:t xml:space="preserve">B. </w:t>
-      </w:r>
-      <w:r>
-        <w:rPr>
-          <w:rFonts w:hint="eastAsia" w:ascii="Times New Roman" w:hAnsi="Times New Roman" w:eastAsia="FangSong" w:cs="Times New Roman"/>
-        </w:rPr>
-        <w:t xml:space="preserve">若</w:t>
-      </w:r>
-      <w:r>
-        <w:rPr>
-          <w:rFonts w:ascii="Times New Roman" w:hAnsi="Times New Roman" w:eastAsia="Times New Roman" w:cs="Times New Roman"/>
-        </w:rPr>
-        <w:t xml:space="preserve"> AB</w:t>
-      </w:r>
-      <w:r>
-        <w:rPr>
-          <w:rFonts w:ascii="Times New Roman" w:hAnsi="Times New Roman" w:eastAsia="Times New Roman" w:cs="Times New Roman"/>
-          <w:vertAlign w:val="subscript"/>
-        </w:rPr>
-        <w:t>3</w:t>
-      </w:r>
-      <w:r>
-        <w:rPr>
-          <w:rFonts w:ascii="Times New Roman" w:hAnsi="Times New Roman" w:eastAsia="Times New Roman" w:cs="Times New Roman"/>
-        </w:rPr>
-        <w:t xml:space="preserve"> </w:t>
-      </w:r>
-      <w:r>
-        <w:rPr>
-          <w:rFonts w:hint="eastAsia" w:ascii="Times New Roman" w:hAnsi="Times New Roman" w:eastAsia="FangSong" w:cs="Times New Roman"/>
-        </w:rPr>
-        <w:t xml:space="preserve">分子的价电子数为</w:t>
-      </w:r>
-      <w:r>
-        <w:rPr>
-          <w:rFonts w:ascii="Times New Roman" w:hAnsi="Times New Roman" w:eastAsia="Times New Roman" w:cs="Times New Roman"/>
-        </w:rPr>
-        <w:t xml:space="preserve"> </w:t>
-      </w:r>
-      <w:r>
-        <w:rPr>
-          <w:rFonts w:hint="eastAsia" w:ascii="Times New Roman" w:hAnsi="Times New Roman" w:eastAsia="Times New Roman" w:cs="Times New Roman"/>
-        </w:rPr>
-        <w:t>24，</w:t>
-      </w:r>
-      <w:r>
-        <w:rPr>
-          <w:rFonts w:hint="eastAsia" w:ascii="Times New Roman" w:hAnsi="Times New Roman" w:eastAsia="FangSong" w:cs="Times New Roman"/>
-        </w:rPr>
-        <w:t>则</w:t>
-      </w:r>
-      <w:r>
-        <w:rPr>
-          <w:rFonts w:ascii="Times New Roman" w:hAnsi="Times New Roman" w:eastAsia="Times New Roman" w:cs="Times New Roman"/>
-        </w:rPr>
-        <w:t xml:space="preserve"> AB</w:t>
-      </w:r>
-      <w:r>
-        <w:rPr>
-          <w:rFonts w:ascii="Times New Roman" w:hAnsi="Times New Roman" w:eastAsia="Times New Roman" w:cs="Times New Roman"/>
-          <w:vertAlign w:val="subscript"/>
-        </w:rPr>
-        <w:t>3</w:t>
-      </w:r>
-      <w:r>
-        <w:rPr>
-          <w:rFonts w:ascii="Times New Roman" w:hAnsi="Times New Roman" w:eastAsia="Times New Roman" w:cs="Times New Roman"/>
-        </w:rPr>
-        <w:t xml:space="preserve"> </w:t>
-      </w:r>
-      <w:r>
-        <w:rPr>
-          <w:rFonts w:hint="eastAsia" w:ascii="Times New Roman" w:hAnsi="Times New Roman" w:eastAsia="FangSong" w:cs="Times New Roman"/>
-        </w:rPr>
-        <w:t xml:space="preserve">分子可能为平面三角形</w:t>
-      </w:r>
-      <w:r>
-        <w:rPr>
-          <w:rFonts w:ascii="Times New Roman" w:hAnsi="Times New Roman" w:eastAsia="Times New Roman" w:cs="Times New Roman"/>
-        </w:rPr>
-        <w:t xml:space="preserve"> </w:t>
-      </w:r>
-      <w:r>
-        <w:rPr>
-          <w:rFonts w:ascii="Times New Roman" w:hAnsi="Times New Roman" w:eastAsia="Times New Roman" w:cs="Times New Roman"/>
-        </w:rPr>
-        <w:t xml:space="preserve">- </w:t>
-      </w:r>
-    </w:p>
-    <w:p>
-      <w:pPr>
-        <w:pStyle w:val="BodyText"/>
-        <w:ind w:left="480" w:hanging="480"/>
-        <w:spacing w:before="0" w:after="180"/>
       </w:pPr>
       <w:r>
         <w:rPr>
@@ -8168,6 +8192,7 @@
     <w:p>
       <w:pPr>
         <w:pStyle w:val="Compact"/>
+        <w:spacing w:before="0" w:after="0"/>
       </w:pPr>
       <w:r>
         <w:rPr>
@@ -8185,6 +8210,7 @@
     <w:p>
       <w:pPr>
         <w:pStyle w:val="Compact"/>
+        <w:spacing w:before="0" w:after="0"/>
       </w:pPr>
       <w:r>
         <w:rPr>
@@ -8226,6 +8252,7 @@
     <w:p>
       <w:pPr>
         <w:pStyle w:val="Compact"/>
+        <w:spacing w:before="0" w:after="0"/>
       </w:pPr>
       <w:r>
         <w:rPr>
@@ -8255,6 +8282,7 @@
     <w:p>
       <w:pPr>
         <w:pStyle w:val="Compact"/>
+        <w:spacing w:before="0" w:after="0"/>
       </w:pPr>
       <w:r>
         <w:rPr>
@@ -15626,6 +15654,14 @@
       <w:tblPr>
         <w:tblStyle w:val="Table"/>
         <w:tblW w:type="auto" w:w="0"/>
+        <w:tblBorders>
+          <w:top w:val="single" w:sz="12" w:space="0" w:color="000000"/>
+          <w:left w:val="none" w:sz="0" w:space="0" w:color="auto"/>
+          <w:bottom w:val="single" w:sz="12" w:space="0" w:color="000000"/>
+          <w:right w:val="none" w:sz="0" w:space="0" w:color="auto"/>
+          <w:insideH w:val="none" w:sz="0" w:space="0" w:color="auto"/>
+          <w:insideV w:val="none" w:sz="0" w:space="0" w:color="auto"/>
+        </w:tblBorders>
         <w:tblLook w:firstRow="1" w:lastRow="0" w:firstColumn="0" w:lastColumn="0" w:noHBand="0" w:noVBand="0" w:val="0020"/>
       </w:tblPr>
       <w:tblGrid>
@@ -15641,7 +15677,11 @@
           <w:tblHeader w:val="on"/>
         </w:trPr>
         <w:tc>
-          <w:tcPr/>
+          <w:tcPr>
+            <w:tcBorders>
+              <w:bottom w:val="single" w:sz="8" w:space="0" w:color="000000"/>
+            </w:tcBorders>
+          </w:tcPr>
           <w:p>
             <w:pPr>
               <w:pStyle w:val="Compact"/>
@@ -15657,7 +15697,11 @@
           </w:p>
         </w:tc>
         <w:tc>
-          <w:tcPr/>
+          <w:tcPr>
+            <w:tcBorders>
+              <w:bottom w:val="single" w:sz="8" w:space="0" w:color="000000"/>
+            </w:tcBorders>
+          </w:tcPr>
           <w:p>
             <w:pPr>
               <w:pStyle w:val="Compact"/>
@@ -15673,7 +15717,11 @@
           </w:p>
         </w:tc>
         <w:tc>
-          <w:tcPr/>
+          <w:tcPr>
+            <w:tcBorders>
+              <w:bottom w:val="single" w:sz="8" w:space="0" w:color="000000"/>
+            </w:tcBorders>
+          </w:tcPr>
           <w:p>
             <w:pPr>
               <w:pStyle w:val="Compact"/>
@@ -15704,7 +15752,11 @@
           </w:p>
         </w:tc>
         <w:tc>
-          <w:tcPr/>
+          <w:tcPr>
+            <w:tcBorders>
+              <w:bottom w:val="single" w:sz="8" w:space="0" w:color="000000"/>
+            </w:tcBorders>
+          </w:tcPr>
           <w:p>
             <w:pPr>
               <w:pStyle w:val="Compact"/>
@@ -15720,7 +15772,11 @@
           </w:p>
         </w:tc>
         <w:tc>
-          <w:tcPr/>
+          <w:tcPr>
+            <w:tcBorders>
+              <w:bottom w:val="single" w:sz="8" w:space="0" w:color="000000"/>
+            </w:tcBorders>
+          </w:tcPr>
           <w:p>
             <w:pPr>
               <w:pStyle w:val="Compact"/>
@@ -15751,7 +15807,11 @@
           </w:p>
         </w:tc>
         <w:tc>
-          <w:tcPr/>
+          <w:tcPr>
+            <w:tcBorders>
+              <w:bottom w:val="single" w:sz="8" w:space="0" w:color="000000"/>
+            </w:tcBorders>
+          </w:tcPr>
           <w:p>
             <w:pPr>
               <w:pStyle w:val="Compact"/>
@@ -17046,7 +17106,6 @@
     <w:bookmarkEnd w:id="101"/>
     <w:bookmarkEnd w:id="102"/>
     <w:sectPr>
-      <w:headerReference w:type="default" r:id="rId94"/>
       <w:footerReference w:type="default" r:id="rId9"/>
       <w:footnotePr>
         <w:numRestart w:val="eachSect"/>
@@ -17073,16 +17132,6 @@
       <w:rPr>
         <w:rFonts w:ascii="Times New Roman" w:hAnsi="Times New Roman" w:eastAsia="Times New Roman" w:cs="Times New Roman"/>
         <w:b w:val="0"/>
-        <w:color w:val="000000"/>
-        <w:sz w:val="20"/>
-      </w:rPr>
-      <w:t xml:space="preserve">第 </w:t>
-    </w:r>
-    <w:r>
-      <w:rPr>
-        <w:rFonts w:ascii="Times New Roman" w:hAnsi="Times New Roman" w:eastAsia="Times New Roman" w:cs="Times New Roman"/>
-        <w:b w:val="0"/>
-        <w:color w:val="000000"/>
         <w:sz w:val="20"/>
       </w:rPr>
       <w:fldChar w:fldCharType="begin"/>
@@ -17091,7 +17140,6 @@
       <w:rPr>
         <w:rFonts w:ascii="Times New Roman" w:hAnsi="Times New Roman" w:eastAsia="Times New Roman" w:cs="Times New Roman"/>
         <w:b w:val="0"/>
-        <w:color w:val="000000"/>
         <w:sz w:val="20"/>
       </w:rPr>
       <w:instrText xml:space="preserve"> PAGE </w:instrText>
@@ -17100,91 +17148,9 @@
       <w:rPr>
         <w:rFonts w:ascii="Times New Roman" w:hAnsi="Times New Roman" w:eastAsia="Times New Roman" w:cs="Times New Roman"/>
         <w:b w:val="0"/>
-        <w:color w:val="000000"/>
-        <w:sz w:val="20"/>
-      </w:rPr>
-      <w:fldChar w:fldCharType="separate"/>
-    </w:r>
-    <w:r>
-      <w:rPr>
-        <w:rFonts w:ascii="Times New Roman" w:hAnsi="Times New Roman" w:eastAsia="Times New Roman" w:cs="Times New Roman"/>
-        <w:b w:val="0"/>
-        <w:color w:val="000000"/>
-        <w:sz w:val="20"/>
-      </w:rPr>
-      <w:t>1</w:t>
-    </w:r>
-    <w:r>
-      <w:rPr>
-        <w:rFonts w:ascii="Times New Roman" w:hAnsi="Times New Roman" w:eastAsia="Times New Roman" w:cs="Times New Roman"/>
-        <w:b w:val="0"/>
-        <w:color w:val="000000"/>
         <w:sz w:val="20"/>
       </w:rPr>
       <w:fldChar w:fldCharType="end"/>
-    </w:r>
-    <w:r>
-      <w:rPr>
-        <w:rFonts w:ascii="Times New Roman" w:hAnsi="Times New Roman" w:eastAsia="Times New Roman" w:cs="Times New Roman"/>
-        <w:b w:val="0"/>
-        <w:color w:val="000000"/>
-        <w:sz w:val="20"/>
-      </w:rPr>
-      <w:t xml:space="preserve"> 页 / 共 </w:t>
-    </w:r>
-    <w:r>
-      <w:rPr>
-        <w:rFonts w:ascii="Times New Roman" w:hAnsi="Times New Roman" w:eastAsia="Times New Roman" w:cs="Times New Roman"/>
-        <w:b w:val="0"/>
-        <w:color w:val="000000"/>
-        <w:sz w:val="20"/>
-      </w:rPr>
-      <w:fldChar w:fldCharType="begin"/>
-    </w:r>
-    <w:r>
-      <w:rPr>
-        <w:rFonts w:ascii="Times New Roman" w:hAnsi="Times New Roman" w:eastAsia="Times New Roman" w:cs="Times New Roman"/>
-        <w:b w:val="0"/>
-        <w:color w:val="000000"/>
-        <w:sz w:val="20"/>
-      </w:rPr>
-      <w:instrText xml:space="preserve"> NUMPAGES </w:instrText>
-    </w:r>
-    <w:r>
-      <w:rPr>
-        <w:rFonts w:ascii="Times New Roman" w:hAnsi="Times New Roman" w:eastAsia="Times New Roman" w:cs="Times New Roman"/>
-        <w:b w:val="0"/>
-        <w:color w:val="000000"/>
-        <w:sz w:val="20"/>
-      </w:rPr>
-      <w:fldChar w:fldCharType="separate"/>
-    </w:r>
-    <w:r>
-      <w:rPr>
-        <w:rFonts w:ascii="Times New Roman" w:hAnsi="Times New Roman" w:eastAsia="Times New Roman" w:cs="Times New Roman"/>
-        <w:b w:val="0"/>
-        <w:color w:val="000000"/>
-        <w:sz w:val="20"/>
-      </w:rPr>
-      <w:t>1</w:t>
-    </w:r>
-    <w:r>
-      <w:rPr>
-        <w:rFonts w:ascii="Times New Roman" w:hAnsi="Times New Roman" w:eastAsia="Times New Roman" w:cs="Times New Roman"/>
-        <w:b w:val="0"/>
-        <w:color w:val="000000"/>
-        <w:sz w:val="20"/>
-      </w:rPr>
-      <w:fldChar w:fldCharType="end"/>
-    </w:r>
-    <w:r>
-      <w:rPr>
-        <w:rFonts w:ascii="Times New Roman" w:hAnsi="Times New Roman" w:eastAsia="Times New Roman" w:cs="Times New Roman"/>
-        <w:b w:val="0"/>
-        <w:color w:val="000000"/>
-        <w:sz w:val="20"/>
-      </w:rPr>
-      <w:t xml:space="preserve"> 页</w:t>
     </w:r>
   </w:p>
 </w:ftr>
@@ -17207,28 +17173,6 @@
     </w:p>
   </w:footnote>
 </w:footnotes>
-</file>
-
-<file path=word/header1.xml><?xml version="1.0" encoding="utf-8"?>
-<w:hdr xmlns:m="http://schemas.openxmlformats.org/officeDocument/2006/math" xmlns:mc="http://schemas.openxmlformats.org/markup-compatibility/2006" xmlns:mo="http://schemas.microsoft.com/office/mac/office/2008/main" xmlns:mv="urn:schemas-microsoft-com:mac:vml" xmlns:o="urn:schemas-microsoft-com:office:office" xmlns:r="http://schemas.openxmlformats.org/officeDocument/2006/relationships" xmlns:v="urn:schemas-microsoft-com:vml" xmlns:w10="urn:schemas-microsoft-com:office:word" xmlns:w14="http://schemas.microsoft.com/office/word/2010/wordml" xmlns:w="http://schemas.openxmlformats.org/wordprocessingml/2006/main" xmlns:wne="http://schemas.microsoft.com/office/word/2006/wordml" xmlns:wp14="http://schemas.microsoft.com/office/word/2010/wordprocessingDrawing" xmlns:wp="http://schemas.openxmlformats.org/drawingml/2006/wordprocessingDrawing" xmlns:wpc="http://schemas.microsoft.com/office/word/2010/wordprocessingCanvas" xmlns:wpg="http://schemas.microsoft.com/office/word/2010/wordprocessingGroup" xmlns:wpi="http://schemas.microsoft.com/office/word/2010/wordprocessingInk" xmlns:wps="http://schemas.microsoft.com/office/word/2010/wordprocessingShape" mc:Ignorable="w14 wp14">
-  <w:p>
-    <w:pPr>
-      <w:jc w:val="right"/>
-      <w:pBdr>
-        <w:bottom w:val="single" w:sz="4" w:space="2" w:color="000000"/>
-      </w:pBdr>
-    </w:pPr>
-    <w:r>
-      <w:rPr>
-        <w:rFonts w:ascii="Times New Roman" w:hAnsi="Times New Roman" w:eastAsia="Times New Roman" w:cs="Times New Roman"/>
-        <w:b w:val="0"/>
-        <w:color w:val="000000"/>
-        <w:sz w:val="18"/>
-      </w:rPr>
-      <w:t xml:space="preserve">省预赛专项卷I</w:t>
-    </w:r>
-  </w:p>
-</w:hdr>
 </file>
 
 <file path=word/numbering.xml><?xml version="1.0" encoding="utf-8"?>
